--- a/Web Designing/ReactJs/8 Props and State in React Js/props and state in react.docx
+++ b/Web Designing/ReactJs/8 Props and State in React Js/props and state in react.docx
@@ -3296,6 +3296,61 @@
           <w:szCs w:val="32"/>
         </w:rPr>
       </w:pPr>
+      <w:r>
+        <w:rPr>
+          <w:rFonts w:ascii="Candara" w:hAnsi="Candara" w:cs="Candara"/>
+          <w:color w:val="000000" w:themeColor="text1"/>
+          <w:sz w:val="32"/>
+          <w:szCs w:val="32"/>
+        </w:rPr>
+        <w:t xml:space="preserve">Imp : </w:t>
+      </w:r>
+      <w:r>
+        <w:rPr>
+          <w:rFonts w:ascii="Candara" w:hAnsi="Candara" w:cs="Candara"/>
+          <w:color w:val="000000" w:themeColor="text1"/>
+          <w:sz w:val="32"/>
+          <w:szCs w:val="32"/>
+        </w:rPr>
+        <w:t>States can be managed by class as well as functional components(In functional component it is managed by hooks)</w:t>
+      </w:r>
+    </w:p>
+    <w:p>
+      <w:pPr>
+        <w:pBdr>
+          <w:bottom w:val="single" w:sz="4" w:space="0" w:color="auto"/>
+        </w:pBdr>
+        <w:jc w:val="both"/>
+        <w:rPr>
+          <w:rFonts w:ascii="Candara" w:hAnsi="Candara" w:cs="Candara"/>
+          <w:color w:val="000000" w:themeColor="text1"/>
+          <w:sz w:val="32"/>
+          <w:szCs w:val="32"/>
+        </w:rPr>
+      </w:pPr>
+    </w:p>
+    <w:p>
+      <w:pPr>
+        <w:pBdr>
+          <w:bottom w:val="single" w:sz="4" w:space="0" w:color="auto"/>
+        </w:pBdr>
+        <w:jc w:val="both"/>
+        <w:rPr>
+          <w:rFonts w:ascii="Candara" w:hAnsi="Candara" w:cs="Candara"/>
+          <w:color w:val="000000" w:themeColor="text1"/>
+          <w:sz w:val="32"/>
+          <w:szCs w:val="32"/>
+        </w:rPr>
+      </w:pPr>
+      <w:r>
+        <w:rPr>
+          <w:rFonts w:ascii="Candara" w:hAnsi="Candara" w:cs="Candara"/>
+          <w:color w:val="000000" w:themeColor="text1"/>
+          <w:sz w:val="32"/>
+          <w:szCs w:val="32"/>
+        </w:rPr>
+        <w:t>If we want to pass state data of one component to another then in that case we use the concept of props.</w:t>
+      </w:r>
     </w:p>
     <w:p>
       <w:pPr>
@@ -3405,6 +3460,7 @@
           <w:szCs w:val="32"/>
           <w:shd w:val="clear" w:color="auto" w:fill="FFFFFF"/>
         </w:rPr>
+        <w:lastRenderedPageBreak/>
         <w:t>If we do not put props inside super() like super(props), then in this case the value of props in Object{…props:undefined} is undefined. Which leads to some bugs in future. So if we use super(props) then in that case Object may looks like this Object{…props:{…}}.</w:t>
       </w:r>
     </w:p>
@@ -3442,22 +3498,194 @@
           <w:szCs w:val="32"/>
           <w:shd w:val="clear" w:color="auto" w:fill="FFFFFF"/>
         </w:rPr>
+        <w:t xml:space="preserve">Conclusion : </w:t>
+      </w:r>
+    </w:p>
+    <w:p>
+      <w:pPr>
+        <w:jc w:val="both"/>
+        <w:rPr>
+          <w:rFonts w:ascii="Candara" w:eastAsia="poppins" w:hAnsi="Candara" w:cs="Candara"/>
+          <w:color w:val="000000" w:themeColor="text1"/>
+          <w:spacing w:val="5"/>
+          <w:sz w:val="32"/>
+          <w:szCs w:val="32"/>
+          <w:shd w:val="clear" w:color="auto" w:fill="FFFFFF"/>
+        </w:rPr>
+      </w:pPr>
+    </w:p>
+    <w:p>
+      <w:pPr>
+        <w:jc w:val="both"/>
+        <w:rPr>
+          <w:rFonts w:ascii="Candara" w:eastAsia="poppins" w:hAnsi="Candara"/>
+          <w:color w:val="000000" w:themeColor="text1"/>
+          <w:spacing w:val="5"/>
+          <w:sz w:val="32"/>
+          <w:szCs w:val="32"/>
+          <w:shd w:val="clear" w:color="auto" w:fill="FFFFFF"/>
+        </w:rPr>
+      </w:pPr>
+      <w:r>
+        <w:rPr>
+          <w:rFonts w:ascii="Candara" w:eastAsia="poppins" w:hAnsi="Candara"/>
+          <w:color w:val="000000" w:themeColor="text1"/>
+          <w:spacing w:val="5"/>
+          <w:sz w:val="32"/>
+          <w:szCs w:val="32"/>
+          <w:shd w:val="clear" w:color="auto" w:fill="FFFFFF"/>
+        </w:rPr>
+        <w:t>In React, both "state" and "props" are important concepts that are used to manage and pass data between components.</w:t>
+      </w:r>
+    </w:p>
+    <w:p>
+      <w:pPr>
+        <w:jc w:val="both"/>
+        <w:rPr>
+          <w:rFonts w:ascii="Candara" w:eastAsia="poppins" w:hAnsi="Candara"/>
+          <w:color w:val="000000" w:themeColor="text1"/>
+          <w:spacing w:val="5"/>
+          <w:sz w:val="32"/>
+          <w:szCs w:val="32"/>
+          <w:shd w:val="clear" w:color="auto" w:fill="FFFFFF"/>
+        </w:rPr>
+      </w:pPr>
+    </w:p>
+    <w:p>
+      <w:pPr>
+        <w:jc w:val="both"/>
+        <w:rPr>
+          <w:rFonts w:ascii="Candara" w:eastAsia="poppins" w:hAnsi="Candara"/>
+          <w:color w:val="000000" w:themeColor="text1"/>
+          <w:spacing w:val="5"/>
+          <w:sz w:val="32"/>
+          <w:szCs w:val="32"/>
+          <w:shd w:val="clear" w:color="auto" w:fill="FFFFFF"/>
+        </w:rPr>
+      </w:pPr>
+      <w:r>
+        <w:rPr>
+          <w:rFonts w:ascii="Candara" w:eastAsia="poppins" w:hAnsi="Candara"/>
+          <w:color w:val="000000" w:themeColor="text1"/>
+          <w:spacing w:val="5"/>
+          <w:sz w:val="32"/>
+          <w:szCs w:val="32"/>
+          <w:shd w:val="clear" w:color="auto" w:fill="FFFFFF"/>
+        </w:rPr>
+        <w:t>1. State: State is an internal data storage mechanism within a component. It represents the mutable values that can change over time. When the state of a component updates, React automatically re-renders the component, updating the UI to reflect the new state. State is managed using the `useState` hook in functional components or the `this.state` and `this.setState` methods in class components.</w:t>
+      </w:r>
+    </w:p>
+    <w:p>
+      <w:pPr>
+        <w:jc w:val="both"/>
+        <w:rPr>
+          <w:rFonts w:ascii="Candara" w:eastAsia="poppins" w:hAnsi="Candara"/>
+          <w:color w:val="000000" w:themeColor="text1"/>
+          <w:spacing w:val="5"/>
+          <w:sz w:val="32"/>
+          <w:szCs w:val="32"/>
+          <w:shd w:val="clear" w:color="auto" w:fill="FFFFFF"/>
+        </w:rPr>
+      </w:pPr>
+    </w:p>
+    <w:p>
+      <w:pPr>
+        <w:jc w:val="both"/>
+        <w:rPr>
+          <w:rFonts w:ascii="Candara" w:eastAsia="poppins" w:hAnsi="Candara"/>
+          <w:color w:val="000000" w:themeColor="text1"/>
+          <w:spacing w:val="5"/>
+          <w:sz w:val="32"/>
+          <w:szCs w:val="32"/>
+          <w:shd w:val="clear" w:color="auto" w:fill="FFFFFF"/>
+        </w:rPr>
+      </w:pPr>
+      <w:r>
+        <w:rPr>
+          <w:rFonts w:ascii="Candara" w:eastAsia="poppins" w:hAnsi="Candara"/>
+          <w:color w:val="000000" w:themeColor="text1"/>
+          <w:spacing w:val="5"/>
+          <w:sz w:val="32"/>
+          <w:szCs w:val="32"/>
+          <w:shd w:val="clear" w:color="auto" w:fill="FFFFFF"/>
+        </w:rPr>
+        <w:t>2. Props: Props (short for "properties") are read-only values passed from a parent component to its child components. They are used to pass data from a parent component down the component hierarchy. Props are immutable, meaning they cannot be modified by the child components. They are defined when rendering a component and can include any type of data, such as strings, numbers, objects, functions, or even other React components.</w:t>
+      </w:r>
+    </w:p>
+    <w:p>
+      <w:pPr>
+        <w:jc w:val="both"/>
+        <w:rPr>
+          <w:rFonts w:ascii="Candara" w:eastAsia="poppins" w:hAnsi="Candara"/>
+          <w:color w:val="000000" w:themeColor="text1"/>
+          <w:spacing w:val="5"/>
+          <w:sz w:val="32"/>
+          <w:szCs w:val="32"/>
+          <w:shd w:val="clear" w:color="auto" w:fill="FFFFFF"/>
+        </w:rPr>
+      </w:pPr>
+    </w:p>
+    <w:p>
+      <w:pPr>
+        <w:jc w:val="both"/>
+        <w:rPr>
+          <w:rFonts w:ascii="Candara" w:eastAsia="poppins" w:hAnsi="Candara"/>
+          <w:color w:val="000000" w:themeColor="text1"/>
+          <w:spacing w:val="5"/>
+          <w:sz w:val="32"/>
+          <w:szCs w:val="32"/>
+          <w:shd w:val="clear" w:color="auto" w:fill="FFFFFF"/>
+        </w:rPr>
+      </w:pPr>
+      <w:r>
+        <w:rPr>
+          <w:rFonts w:ascii="Candara" w:eastAsia="poppins" w:hAnsi="Candara"/>
+          <w:color w:val="000000" w:themeColor="text1"/>
+          <w:spacing w:val="5"/>
+          <w:sz w:val="32"/>
+          <w:szCs w:val="32"/>
+          <w:shd w:val="clear" w:color="auto" w:fill="FFFFFF"/>
+        </w:rPr>
+        <w:t>The main differences between state and props are:</w:t>
+      </w:r>
+    </w:p>
+    <w:p>
+      <w:pPr>
+        <w:jc w:val="both"/>
+        <w:rPr>
+          <w:rFonts w:ascii="Candara" w:eastAsia="poppins" w:hAnsi="Candara"/>
+          <w:color w:val="000000" w:themeColor="text1"/>
+          <w:spacing w:val="5"/>
+          <w:sz w:val="32"/>
+          <w:szCs w:val="32"/>
+          <w:shd w:val="clear" w:color="auto" w:fill="FFFFFF"/>
+        </w:rPr>
+      </w:pPr>
+    </w:p>
+    <w:p>
+      <w:pPr>
+        <w:jc w:val="both"/>
+        <w:rPr>
+          <w:rFonts w:ascii="Candara" w:eastAsia="poppins" w:hAnsi="Candara"/>
+          <w:color w:val="000000" w:themeColor="text1"/>
+          <w:spacing w:val="5"/>
+          <w:sz w:val="32"/>
+          <w:szCs w:val="32"/>
+          <w:shd w:val="clear" w:color="auto" w:fill="FFFFFF"/>
+        </w:rPr>
+      </w:pPr>
+      <w:r>
+        <w:rPr>
+          <w:rFonts w:ascii="Candara" w:eastAsia="poppins" w:hAnsi="Candara"/>
+          <w:color w:val="000000" w:themeColor="text1"/>
+          <w:spacing w:val="5"/>
+          <w:sz w:val="32"/>
+          <w:szCs w:val="32"/>
+          <w:shd w:val="clear" w:color="auto" w:fill="FFFFFF"/>
+        </w:rPr>
         <w:lastRenderedPageBreak/>
-        <w:t xml:space="preserve">Conclusion : </w:t>
-      </w:r>
-    </w:p>
-    <w:p>
-      <w:pPr>
-        <w:jc w:val="both"/>
-        <w:rPr>
-          <w:rFonts w:ascii="Candara" w:eastAsia="poppins" w:hAnsi="Candara" w:cs="Candara"/>
-          <w:color w:val="000000" w:themeColor="text1"/>
-          <w:spacing w:val="5"/>
-          <w:sz w:val="32"/>
-          <w:szCs w:val="32"/>
-          <w:shd w:val="clear" w:color="auto" w:fill="FFFFFF"/>
-        </w:rPr>
-      </w:pPr>
+        <w:t>- State is managed within a component and can be modified, while props are passed down from a parent component and are read-only in the child components.</w:t>
+      </w:r>
     </w:p>
     <w:p>
       <w:pPr>
@@ -3480,7 +3708,7 @@
           <w:szCs w:val="32"/>
           <w:shd w:val="clear" w:color="auto" w:fill="FFFFFF"/>
         </w:rPr>
-        <w:t>In React, both "state" and "props" are important concepts that are used to manage and pass data between components.</w:t>
+        <w:t>- State is used to manage internal component data, while props are used to pass data from parent to child components.</w:t>
       </w:r>
     </w:p>
     <w:p>
@@ -3495,10 +3723,7 @@
           <w:shd w:val="clear" w:color="auto" w:fill="FFFFFF"/>
         </w:rPr>
       </w:pPr>
-    </w:p>
-    <w:p>
-      <w:pPr>
-        <w:jc w:val="both"/>
+      <w:r>
         <w:rPr>
           <w:rFonts w:ascii="Candara" w:eastAsia="poppins" w:hAnsi="Candara"/>
           <w:color w:val="000000" w:themeColor="text1"/>
@@ -3507,8 +3732,12 @@
           <w:szCs w:val="32"/>
           <w:shd w:val="clear" w:color="auto" w:fill="FFFFFF"/>
         </w:rPr>
-      </w:pPr>
-      <w:r>
+        <w:t>- State is specific to a component instance, whereas props are passed to multiple instances of a component.</w:t>
+      </w:r>
+    </w:p>
+    <w:p>
+      <w:pPr>
+        <w:jc w:val="both"/>
         <w:rPr>
           <w:rFonts w:ascii="Candara" w:eastAsia="poppins" w:hAnsi="Candara"/>
           <w:color w:val="000000" w:themeColor="text1"/>
@@ -3517,12 +3746,8 @@
           <w:szCs w:val="32"/>
           <w:shd w:val="clear" w:color="auto" w:fill="FFFFFF"/>
         </w:rPr>
-        <w:t>1. State: State is an internal data storage mechanism within a component. It represents the mutable values that can change over time. When the state of a component updates, React automatically re-renders the component, updating the UI to reflect the new state. State is managed using the `useState` hook in functional components or the `this.state` and `this.setState` methods in class components.</w:t>
-      </w:r>
-    </w:p>
-    <w:p>
-      <w:pPr>
-        <w:jc w:val="both"/>
+      </w:pPr>
+      <w:r>
         <w:rPr>
           <w:rFonts w:ascii="Candara" w:eastAsia="poppins" w:hAnsi="Candara"/>
           <w:color w:val="000000" w:themeColor="text1"/>
@@ -3531,176 +3756,6 @@
           <w:szCs w:val="32"/>
           <w:shd w:val="clear" w:color="auto" w:fill="FFFFFF"/>
         </w:rPr>
-      </w:pPr>
-    </w:p>
-    <w:p>
-      <w:pPr>
-        <w:jc w:val="both"/>
-        <w:rPr>
-          <w:rFonts w:ascii="Candara" w:eastAsia="poppins" w:hAnsi="Candara"/>
-          <w:color w:val="000000" w:themeColor="text1"/>
-          <w:spacing w:val="5"/>
-          <w:sz w:val="32"/>
-          <w:szCs w:val="32"/>
-          <w:shd w:val="clear" w:color="auto" w:fill="FFFFFF"/>
-        </w:rPr>
-      </w:pPr>
-      <w:r>
-        <w:rPr>
-          <w:rFonts w:ascii="Candara" w:eastAsia="poppins" w:hAnsi="Candara"/>
-          <w:color w:val="000000" w:themeColor="text1"/>
-          <w:spacing w:val="5"/>
-          <w:sz w:val="32"/>
-          <w:szCs w:val="32"/>
-          <w:shd w:val="clear" w:color="auto" w:fill="FFFFFF"/>
-        </w:rPr>
-        <w:t>2. Props: Props (short for "properties") are read-only values passed from a parent component to its child components. They are used to pass data from a parent component down the component hierarchy. Props are immutable, meaning they cannot be modified by the child components. They are defined when rendering a component and can include any type of data, such as strings, numbers, objects, functions, or even other React components.</w:t>
-      </w:r>
-    </w:p>
-    <w:p>
-      <w:pPr>
-        <w:jc w:val="both"/>
-        <w:rPr>
-          <w:rFonts w:ascii="Candara" w:eastAsia="poppins" w:hAnsi="Candara"/>
-          <w:color w:val="000000" w:themeColor="text1"/>
-          <w:spacing w:val="5"/>
-          <w:sz w:val="32"/>
-          <w:szCs w:val="32"/>
-          <w:shd w:val="clear" w:color="auto" w:fill="FFFFFF"/>
-        </w:rPr>
-      </w:pPr>
-    </w:p>
-    <w:p>
-      <w:pPr>
-        <w:jc w:val="both"/>
-        <w:rPr>
-          <w:rFonts w:ascii="Candara" w:eastAsia="poppins" w:hAnsi="Candara"/>
-          <w:color w:val="000000" w:themeColor="text1"/>
-          <w:spacing w:val="5"/>
-          <w:sz w:val="32"/>
-          <w:szCs w:val="32"/>
-          <w:shd w:val="clear" w:color="auto" w:fill="FFFFFF"/>
-        </w:rPr>
-      </w:pPr>
-      <w:r>
-        <w:rPr>
-          <w:rFonts w:ascii="Candara" w:eastAsia="poppins" w:hAnsi="Candara"/>
-          <w:color w:val="000000" w:themeColor="text1"/>
-          <w:spacing w:val="5"/>
-          <w:sz w:val="32"/>
-          <w:szCs w:val="32"/>
-          <w:shd w:val="clear" w:color="auto" w:fill="FFFFFF"/>
-        </w:rPr>
-        <w:t>The main differences between state and props are:</w:t>
-      </w:r>
-    </w:p>
-    <w:p>
-      <w:pPr>
-        <w:jc w:val="both"/>
-        <w:rPr>
-          <w:rFonts w:ascii="Candara" w:eastAsia="poppins" w:hAnsi="Candara"/>
-          <w:color w:val="000000" w:themeColor="text1"/>
-          <w:spacing w:val="5"/>
-          <w:sz w:val="32"/>
-          <w:szCs w:val="32"/>
-          <w:shd w:val="clear" w:color="auto" w:fill="FFFFFF"/>
-        </w:rPr>
-      </w:pPr>
-    </w:p>
-    <w:p>
-      <w:pPr>
-        <w:jc w:val="both"/>
-        <w:rPr>
-          <w:rFonts w:ascii="Candara" w:eastAsia="poppins" w:hAnsi="Candara"/>
-          <w:color w:val="000000" w:themeColor="text1"/>
-          <w:spacing w:val="5"/>
-          <w:sz w:val="32"/>
-          <w:szCs w:val="32"/>
-          <w:shd w:val="clear" w:color="auto" w:fill="FFFFFF"/>
-        </w:rPr>
-      </w:pPr>
-      <w:r>
-        <w:rPr>
-          <w:rFonts w:ascii="Candara" w:eastAsia="poppins" w:hAnsi="Candara"/>
-          <w:color w:val="000000" w:themeColor="text1"/>
-          <w:spacing w:val="5"/>
-          <w:sz w:val="32"/>
-          <w:szCs w:val="32"/>
-          <w:shd w:val="clear" w:color="auto" w:fill="FFFFFF"/>
-        </w:rPr>
-        <w:t>- State is managed within a component and can be modified, while props are passed down from a parent component and are read-only in the child components.</w:t>
-      </w:r>
-    </w:p>
-    <w:p>
-      <w:pPr>
-        <w:jc w:val="both"/>
-        <w:rPr>
-          <w:rFonts w:ascii="Candara" w:eastAsia="poppins" w:hAnsi="Candara"/>
-          <w:color w:val="000000" w:themeColor="text1"/>
-          <w:spacing w:val="5"/>
-          <w:sz w:val="32"/>
-          <w:szCs w:val="32"/>
-          <w:shd w:val="clear" w:color="auto" w:fill="FFFFFF"/>
-        </w:rPr>
-      </w:pPr>
-      <w:r>
-        <w:rPr>
-          <w:rFonts w:ascii="Candara" w:eastAsia="poppins" w:hAnsi="Candara"/>
-          <w:color w:val="000000" w:themeColor="text1"/>
-          <w:spacing w:val="5"/>
-          <w:sz w:val="32"/>
-          <w:szCs w:val="32"/>
-          <w:shd w:val="clear" w:color="auto" w:fill="FFFFFF"/>
-        </w:rPr>
-        <w:t>- State is used to manage internal component data, while props are used to pass data from parent to child components.</w:t>
-      </w:r>
-    </w:p>
-    <w:p>
-      <w:pPr>
-        <w:jc w:val="both"/>
-        <w:rPr>
-          <w:rFonts w:ascii="Candara" w:eastAsia="poppins" w:hAnsi="Candara"/>
-          <w:color w:val="000000" w:themeColor="text1"/>
-          <w:spacing w:val="5"/>
-          <w:sz w:val="32"/>
-          <w:szCs w:val="32"/>
-          <w:shd w:val="clear" w:color="auto" w:fill="FFFFFF"/>
-        </w:rPr>
-      </w:pPr>
-      <w:r>
-        <w:rPr>
-          <w:rFonts w:ascii="Candara" w:eastAsia="poppins" w:hAnsi="Candara"/>
-          <w:color w:val="000000" w:themeColor="text1"/>
-          <w:spacing w:val="5"/>
-          <w:sz w:val="32"/>
-          <w:szCs w:val="32"/>
-          <w:shd w:val="clear" w:color="auto" w:fill="FFFFFF"/>
-        </w:rPr>
-        <w:t>- State is specific to a component instance, whereas props are passed to multiple instances of a component.</w:t>
-      </w:r>
-    </w:p>
-    <w:p>
-      <w:pPr>
-        <w:jc w:val="both"/>
-        <w:rPr>
-          <w:rFonts w:ascii="Candara" w:eastAsia="poppins" w:hAnsi="Candara"/>
-          <w:color w:val="000000" w:themeColor="text1"/>
-          <w:spacing w:val="5"/>
-          <w:sz w:val="32"/>
-          <w:szCs w:val="32"/>
-          <w:shd w:val="clear" w:color="auto" w:fill="FFFFFF"/>
-        </w:rPr>
-      </w:pPr>
-      <w:r>
-        <w:rPr>
-          <w:rFonts w:ascii="Candara" w:eastAsia="poppins" w:hAnsi="Candara"/>
-          <w:color w:val="000000" w:themeColor="text1"/>
-          <w:spacing w:val="5"/>
-          <w:sz w:val="32"/>
-          <w:szCs w:val="32"/>
-          <w:shd w:val="clear" w:color="auto" w:fill="FFFFFF"/>
-        </w:rPr>
-        <w:lastRenderedPageBreak/>
         <w:t>- State can only be accessed within the component it belongs to, while props can be accessed by the component receiving them.</w:t>
       </w:r>
     </w:p>
@@ -3848,7 +3903,7 @@
           <w:shd w:val="clear" w:color="auto" w:fill="FFFFFF"/>
         </w:rPr>
         <w:pict w14:anchorId="6B33D396">
-          <v:rect id="_x0000_i1055" style="width:0;height:1.5pt" o:hralign="center" o:hrstd="t" o:hr="t" fillcolor="#a0a0a0" stroked="f"/>
+          <v:rect id="_x0000_i1025" style="width:0;height:1.5pt" o:hralign="center" o:hrstd="t" o:hr="t" fillcolor="#a0a0a0" stroked="f"/>
         </w:pict>
       </w:r>
     </w:p>
@@ -4203,6 +4258,7 @@
           <w:szCs w:val="32"/>
           <w:shd w:val="clear" w:color="auto" w:fill="FFFFFF"/>
         </w:rPr>
+        <w:lastRenderedPageBreak/>
         <w:t>}</w:t>
       </w:r>
     </w:p>
@@ -4228,7 +4284,7 @@
           <w:shd w:val="clear" w:color="auto" w:fill="FFFFFF"/>
         </w:rPr>
         <w:pict w14:anchorId="3E49146F">
-          <v:rect id="_x0000_i1056" style="width:0;height:1.5pt" o:hralign="center" o:hrstd="t" o:hr="t" fillcolor="#a0a0a0" stroked="f"/>
+          <v:rect id="_x0000_i1026" style="width:0;height:1.5pt" o:hralign="center" o:hrstd="t" o:hr="t" fillcolor="#a0a0a0" stroked="f"/>
         </w:pict>
       </w:r>
     </w:p>
@@ -4462,7 +4518,6 @@
           <w:szCs w:val="32"/>
           <w:shd w:val="clear" w:color="auto" w:fill="FFFFFF"/>
         </w:rPr>
-        <w:lastRenderedPageBreak/>
         <w:t xml:space="preserve">  const [count, setCount] = useState(0); // local state</w:t>
       </w:r>
     </w:p>
@@ -4682,7 +4737,7 @@
           <w:shd w:val="clear" w:color="auto" w:fill="FFFFFF"/>
         </w:rPr>
         <w:pict w14:anchorId="14A1B261">
-          <v:rect id="_x0000_i1057" style="width:0;height:1.5pt" o:hralign="center" o:hrstd="t" o:hr="t" fillcolor="#a0a0a0" stroked="f"/>
+          <v:rect id="_x0000_i1027" style="width:0;height:1.5pt" o:hralign="center" o:hrstd="t" o:hr="t" fillcolor="#a0a0a0" stroked="f"/>
         </w:pict>
       </w:r>
     </w:p>
@@ -5086,6 +5141,7 @@
           <w:szCs w:val="32"/>
           <w:shd w:val="clear" w:color="auto" w:fill="FFFFFF"/>
         </w:rPr>
+        <w:lastRenderedPageBreak/>
         <w:t>}</w:t>
       </w:r>
     </w:p>
@@ -5207,7 +5263,7 @@
           <w:shd w:val="clear" w:color="auto" w:fill="FFFFFF"/>
         </w:rPr>
         <w:pict w14:anchorId="1A44F4BA">
-          <v:rect id="_x0000_i1058" style="width:0;height:1.5pt" o:hralign="center" o:hrstd="t" o:hr="t" fillcolor="#a0a0a0" stroked="f"/>
+          <v:rect id="_x0000_i1028" style="width:0;height:1.5pt" o:hralign="center" o:hrstd="t" o:hr="t" fillcolor="#a0a0a0" stroked="f"/>
         </w:pict>
       </w:r>
     </w:p>
@@ -5297,19 +5353,7 @@
           <w:szCs w:val="32"/>
           <w:shd w:val="clear" w:color="auto" w:fill="FFFFFF"/>
         </w:rPr>
-        <w:t xml:space="preserve">. By controlling where the state lives and how </w:t>
-      </w:r>
-      <w:r>
-        <w:rPr>
-          <w:rFonts w:ascii="Candara" w:eastAsia="poppins" w:hAnsi="Candara" w:cs="Candara"/>
-          <w:color w:val="000000" w:themeColor="text1"/>
-          <w:spacing w:val="5"/>
-          <w:sz w:val="32"/>
-          <w:szCs w:val="32"/>
-          <w:shd w:val="clear" w:color="auto" w:fill="FFFFFF"/>
-        </w:rPr>
-        <w:lastRenderedPageBreak/>
-        <w:t>it flows, React avoids messy two-way data binding (like in AngularJS).</w:t>
+        <w:t>. By controlling where the state lives and how it flows, React avoids messy two-way data binding (like in AngularJS).</w:t>
       </w:r>
     </w:p>
     <w:p>
@@ -5334,7 +5378,7 @@
           <w:shd w:val="clear" w:color="auto" w:fill="FFFFFF"/>
         </w:rPr>
         <w:pict w14:anchorId="626D53F7">
-          <v:rect id="_x0000_i1059" style="width:0;height:1.5pt" o:hralign="center" o:hrstd="t" o:hr="t" fillcolor="#a0a0a0" stroked="f"/>
+          <v:rect id="_x0000_i1029" style="width:0;height:1.5pt" o:hralign="center" o:hrstd="t" o:hr="t" fillcolor="#a0a0a0" stroked="f"/>
         </w:pict>
       </w:r>
     </w:p>
@@ -6441,6 +6485,7 @@
   <w:style w:type="character" w:default="1" w:styleId="DefaultParagraphFont">
     <w:name w:val="Default Paragraph Font"/>
     <w:uiPriority w:val="1"/>
+    <w:semiHidden/>
     <w:unhideWhenUsed/>
   </w:style>
   <w:style w:type="table" w:default="1" w:styleId="TableNormal">
